--- a/test/cases/auto-topup/update-inputs/交通卡自动充值-v2.docx
+++ b/test/cases/auto-topup/update-inputs/交通卡自动充值-v2.docx
@@ -12,12 +12,12 @@
     </w:p>
     <w:p>
       <w:r>
-        <w:t xml:space="preserve">需求单号：RR90006。撰写：钱包产品组。版本：v1.1（自 v1.0 修订：单日充值上限调整为 300 元并写进协议文案；功能开关只管新签约）。</w:t>
-      </w:r>
-    </w:p>
-    <w:p>
-      <w:r>
-        <w:t xml:space="preserve">界面示意图与流程图未随文本归档，在产品原稿《交通卡自动充值 产品需求说明》里，需要时向需求方索取。</w:t>
+        <w:t xml:space="preserve">需求单号：RR90006。撰写：钱包产品组。版本：v1.1（自 v1.0 修订：单日充值上限调整为 300 元并写进协议文案；功能开关只管新签约）。本次调整用于当前交付，替代 9 月 3 日澄清会上保留 200 元的安排；其余会后已确认事项继续有效。</w:t>
+      </w:r>
+    </w:p>
+    <w:p>
+      <w:r>
+        <w:t xml:space="preserve">界面示意图与流程图沿用已交付的产品原稿《交通卡自动充值 产品需求说明》，本次未改版。</w:t>
       </w:r>
     </w:p>
     <w:p>
@@ -481,7 +481,7 @@
         <w:tc>
           <w:p>
             <w:r>
-              <w:t xml:space="preserve">看不到签约入口，也无法通过任何路径完成签约。</w:t>
+              <w:t xml:space="preserve">点击入口后被引导去实名，实名完成前不能建立签约；完成后回到签约页接着签。</w:t>
             </w:r>
           </w:p>
         </w:tc>
